--- a/hin/docx/015.content.docx
+++ b/hin/docx/015.content.docx
@@ -150,26 +150,6 @@
           <w:lang w:val="hi_IN" w:bidi="hi_IN"/>
         </w:rPr>
         <w:t>क‍</w:t>
-      </w:r>
-      <w:r>
-        <w:rPr>
-          <w:lang w:val="hi_IN" w:bidi="hi_IN"/>
-        </w:rPr>
-      </w:r>
-    </w:p>
-    <w:p>
-      <w:pPr/>
-      <w:r>
-        <w:rPr>
-          <w:lang w:val="hi_IN" w:bidi="hi_IN"/>
-        </w:rPr>
-      </w:r>
-      <w:r>
-        <w:rPr>
-          <w:i/>
-          <w:lang w:val="hi_IN" w:bidi="hi_IN"/>
-        </w:rPr>
-        <w:t>क‍न्‍ने</w:t>
       </w:r>
       <w:r>
         <w:rPr>

--- a/hin/docx/015.content.docx
+++ b/hin/docx/015.content.docx
@@ -19,7 +19,7 @@
         <w:rPr>
           <w:lang w:val="hi_IN" w:bidi="hi_IN"/>
         </w:rPr>
-        <w:t>Resource: बाइबल कोश (टिंडेल)</w:t>
+        <w:t>Resource: Tyndale Open Bible Dictionary</w:t>
       </w:r>
       <w:r>
         <w:rPr>
@@ -112,7 +112,7 @@
         <w:rPr>
           <w:lang w:val="hi_IN" w:bidi="hi_IN"/>
         </w:rPr>
-        <w:t>बाइबल कोश (टिंडेल)</w:t>
+        <w:t>Tyndale Open Bible Dictionary</w:t>
       </w:r>
     </w:p>
     <w:p>

--- a/hin/docx/015.content.docx
+++ b/hin/docx/015.content.docx
@@ -149,7 +149,7 @@
         <w:rPr>
           <w:lang w:val="hi_IN" w:bidi="hi_IN"/>
         </w:rPr>
-        <w:t>क‍</w:t>
+        <w:t>कय</w:t>
       </w:r>
       <w:r>
         <w:rPr>
@@ -212,7 +212,7 @@
         <w:rPr>
           <w:lang w:val="hi_IN" w:bidi="hi_IN"/>
         </w:rPr>
-        <w:t>क‍न्‍ने</w:t>
+        <w:t>क्यानमो</w:t>
       </w:r>
       <w:r>
         <w:rPr>
@@ -228,7 +228,7 @@
         <w:rPr>
           <w:lang w:val="hi_IN" w:bidi="hi_IN"/>
         </w:rPr>
-        <w:t>क‍न्‍ने</w:t>
+        <w:t>क्यानमो</w:t>
       </w:r>
     </w:p>
     <w:p>
@@ -242,7 +242,19 @@
         <w:rPr>
           <w:lang w:val="hi_IN" w:bidi="hi_IN"/>
         </w:rPr>
-        <w:t xml:space="preserve">उत्तरी सीरिया में एक शहर, कलने के लिए वैकल्पिक नाम, </w:t>
+        <w:t xml:space="preserve">यूदीत की पुस्तक में उल्लिखित स्थल, जो </w:t>
+      </w:r>
+      <w:r>
+        <w:rPr>
+          <w:lang w:val="hi_IN" w:bidi="hi_IN"/>
+        </w:rPr>
+        <w:t>होलोफ़ेरनिस</w:t>
+      </w:r>
+      <w:r>
+        <w:rPr>
+          <w:lang w:val="hi_IN" w:bidi="hi_IN"/>
+        </w:rPr>
+        <w:t xml:space="preserve"> की सेना के शिविर को सीमांकित करता है (</w:t>
       </w:r>
       <w:hyperlink r:id="rId13">
         <w:r>
@@ -253,39 +265,32 @@
             <w:color w:val="0000EE"/>
             <w:u w:val="single"/>
           </w:rPr>
-          <w:t>यहेजकेल 27:23</w:t>
+          <w:t>यूदीत 7:3</w:t>
         </w:r>
       </w:hyperlink>
       <w:r>
         <w:rPr>
           <w:lang w:val="hi_IN" w:bidi="hi_IN"/>
         </w:rPr>
-        <w:t xml:space="preserve"> में उल्लिखित है। </w:t>
+        <w:t>)। नाम अनिश्चित है: यूनानी पाठ में "सियामोन" पाया जाता है, लेकिन सिरिएक में "कैडमोन" है। बाद की दो इब्रानी पांडुलिपियों में “सेलमोन” और दूसरी में “हेर्मोन” लिखा है। लातीनी वल्गेट में "चेलमोन" है। कुछ विद्वानों ने इस स्थल को योकनाम, आधुनिक टेल क्यूमुम (</w:t>
       </w:r>
-      <w:r>
-        <w:rPr>
-          <w:i/>
-          <w:lang w:val="hi_IN" w:bidi="hi_IN"/>
-        </w:rPr>
-        <w:t>देखें</w:t>
-      </w:r>
+      <w:hyperlink r:id="rId14">
+        <w:r>
+          <w:rPr>
+            <w:lang w:val="hi_IN" w:bidi="hi_IN"/>
+          </w:rPr>
+          <w:rPr>
+            <w:color w:val="0000EE"/>
+            <w:u w:val="single"/>
+          </w:rPr>
+          <w:t>यहो 12:22</w:t>
+        </w:r>
+      </w:hyperlink>
       <w:r>
         <w:rPr>
           <w:lang w:val="hi_IN" w:bidi="hi_IN"/>
         </w:rPr>
-        <w:t xml:space="preserve"> </w:t>
-      </w:r>
-      <w:r>
-        <w:rPr>
-          <w:lang w:val="hi_IN" w:bidi="hi_IN"/>
-        </w:rPr>
-        <w:t>कलने #2</w:t>
-      </w:r>
-      <w:r>
-        <w:rPr>
-          <w:lang w:val="hi_IN" w:bidi="hi_IN"/>
-        </w:rPr>
-        <w:t>।</w:t>
+        <w:t xml:space="preserve">) से जोड़ा है। यूदीत की पुस्तक में एकमात्र सुराग यह है कि यह एसड्रेलोन के सामने था, जो यिज्रेल के तराई का पश्चिमी हिस्सा है। </w:t>
       </w:r>
       <w:r>
         <w:rPr>

--- a/hin/docx/015.content.docx
+++ b/hin/docx/015.content.docx
@@ -19,7 +19,7 @@
         <w:rPr>
           <w:lang w:val="hi_IN" w:bidi="hi_IN"/>
         </w:rPr>
-        <w:t>Resource: Tyndale Open Bible Dictionary</w:t>
+        <w:t>Resource: Aquifer Open Bible Dictionary</w:t>
       </w:r>
       <w:r>
         <w:rPr>
@@ -112,7 +112,7 @@
         <w:rPr>
           <w:lang w:val="hi_IN" w:bidi="hi_IN"/>
         </w:rPr>
-        <w:t>Tyndale Open Bible Dictionary</w:t>
+        <w:t>Aquifer Open Bible Dictionary</w:t>
       </w:r>
     </w:p>
     <w:p>

--- a/hin/docx/015.content.docx
+++ b/hin/docx/015.content.docx
@@ -254,38 +254,14 @@
         <w:rPr>
           <w:lang w:val="hi_IN" w:bidi="hi_IN"/>
         </w:rPr>
-        <w:t xml:space="preserve"> की सेना के शिविर को सीमांकित करता है (</w:t>
+        <w:t xml:space="preserve"> की सेना के शिविर को सीमांकित करता है (यूदीत 7:3)। नाम अनिश्चित है: यूनानी पाठ में "सियामोन" पाया जाता है, लेकिन सिरिएक में "कैडमोन" है। बाद की दो इब्रानी पांडुलिपियों में “सेलमोन” और दूसरी में “हेर्मोन” लिखा है। लातीनी वल्गेट में "चेलमोन" है। कुछ विद्वानों ने इस स्थल को योकनाम, आधुनिक टेल क्यूमुम (</w:t>
       </w:r>
-      <w:hyperlink r:id="rId13">
-        <w:r>
-          <w:rPr>
-            <w:lang w:val="hi_IN" w:bidi="hi_IN"/>
-          </w:rPr>
-          <w:rPr>
-            <w:color w:val="0000EE"/>
-            <w:u w:val="single"/>
-          </w:rPr>
-          <w:t>यूदीत 7:3</w:t>
-        </w:r>
-      </w:hyperlink>
       <w:r>
         <w:rPr>
           <w:lang w:val="hi_IN" w:bidi="hi_IN"/>
         </w:rPr>
-        <w:t>)। नाम अनिश्चित है: यूनानी पाठ में "सियामोन" पाया जाता है, लेकिन सिरिएक में "कैडमोन" है। बाद की दो इब्रानी पांडुलिपियों में “सेलमोन” और दूसरी में “हेर्मोन” लिखा है। लातीनी वल्गेट में "चेलमोन" है। कुछ विद्वानों ने इस स्थल को योकनाम, आधुनिक टेल क्यूमुम (</w:t>
+        <w:t>यहो 12:22</w:t>
       </w:r>
-      <w:hyperlink r:id="rId14">
-        <w:r>
-          <w:rPr>
-            <w:lang w:val="hi_IN" w:bidi="hi_IN"/>
-          </w:rPr>
-          <w:rPr>
-            <w:color w:val="0000EE"/>
-            <w:u w:val="single"/>
-          </w:rPr>
-          <w:t>यहो 12:22</w:t>
-        </w:r>
-      </w:hyperlink>
       <w:r>
         <w:rPr>
           <w:lang w:val="hi_IN" w:bidi="hi_IN"/>
